--- a/Documents/SDP Compliance Materialized Pipeline Design.docx
+++ b/Documents/SDP Compliance Materialized Pipeline Design.docx
@@ -19568,6 +19568,15 @@
 </file>
 
 <file path=customXml/item2.xml><?xml version="1.0" encoding="utf-8"?>
+<?mso-contentType ?>
+<FormTemplates xmlns="http://schemas.microsoft.com/sharepoint/v3/contenttype/forms">
+  <Display>DocumentLibraryForm</Display>
+  <Edit>DocumentLibraryForm</Edit>
+  <New>DocumentLibraryForm</New>
+</FormTemplates>
+</file>
+
+<file path=customXml/item3.xml><?xml version="1.0" encoding="utf-8"?>
 <p:properties xmlns:p="http://schemas.microsoft.com/office/2006/metadata/properties" xmlns:xsi="http://www.w3.org/2001/XMLSchema-instance" xmlns:pc="http://schemas.microsoft.com/office/infopath/2007/PartnerControls">
   <documentManagement>
     <_ip_UnifiedCompliancePolicyUIAction xmlns="http://schemas.microsoft.com/sharepoint/v3" xsi:nil="true"/>
@@ -19587,15 +19596,6 @@
     </AdoItemLink>
   </documentManagement>
 </p:properties>
-</file>
-
-<file path=customXml/item3.xml><?xml version="1.0" encoding="utf-8"?>
-<?mso-contentType ?>
-<FormTemplates xmlns="http://schemas.microsoft.com/sharepoint/v3/contenttype/forms">
-  <Display>DocumentLibraryForm</Display>
-  <Edit>DocumentLibraryForm</Edit>
-  <New>DocumentLibraryForm</New>
-</FormTemplates>
 </file>
 
 <file path=customXml/itemProps1.xml><?xml version="1.0" encoding="utf-8"?>
@@ -19618,6 +19618,14 @@
 </file>
 
 <file path=customXml/itemProps2.xml><?xml version="1.0" encoding="utf-8"?>
+<ds:datastoreItem xmlns:ds="http://schemas.openxmlformats.org/officeDocument/2006/customXml" ds:itemID="{D645AB24-E514-4CB3-A7F4-427AFD1A8722}">
+  <ds:schemaRefs>
+    <ds:schemaRef ds:uri="http://schemas.microsoft.com/sharepoint/v3/contenttype/forms"/>
+  </ds:schemaRefs>
+</ds:datastoreItem>
+</file>
+
+<file path=customXml/itemProps3.xml><?xml version="1.0" encoding="utf-8"?>
 <ds:datastoreItem xmlns:ds="http://schemas.openxmlformats.org/officeDocument/2006/customXml" ds:itemID="{619016FB-05A5-48AF-8CC3-6A24586BCD21}">
   <ds:schemaRefs>
     <ds:schemaRef ds:uri="http://schemas.microsoft.com/office/2006/metadata/properties"/>
@@ -19628,14 +19636,6 @@
 </ds:datastoreItem>
 </file>
 
-<file path=customXml/itemProps3.xml><?xml version="1.0" encoding="utf-8"?>
-<ds:datastoreItem xmlns:ds="http://schemas.openxmlformats.org/officeDocument/2006/customXml" ds:itemID="{D645AB24-E514-4CB3-A7F4-427AFD1A8722}">
-  <ds:schemaRefs>
-    <ds:schemaRef ds:uri="http://schemas.microsoft.com/sharepoint/v3/contenttype/forms"/>
-  </ds:schemaRefs>
-</ds:datastoreItem>
-</file>
-
 <file path=docMetadata/LabelInfo.xml><?xml version="1.0" encoding="utf-8"?>
 <clbl:labelList xmlns:clbl="http://schemas.microsoft.com/office/2020/mipLabelMetadata">
   <clbl:label id="{1a19d03a-48bc-4359-8038-5b5f6d5847c3}" enabled="1" method="Standard" siteId="{72f988bf-86f1-41af-91ab-2d7cd011db47}" removed="0"/>
